--- a/cases/templates/acte/clasare_ref_template.docx
+++ b/cases/templates/acte/clasare_ref_template.docx
@@ -2,115 +2,246 @@
 <file path=word/document.xml><?xml version="1.0" encoding="utf-8"?>
 <w:document xmlns:wpc="http://schemas.microsoft.com/office/word/2010/wordprocessingCanvas" xmlns:cx="http://schemas.microsoft.com/office/drawing/2014/chartex" xmlns:cx1="http://schemas.microsoft.com/office/drawing/2015/9/8/chartex" xmlns:cx2="http://schemas.microsoft.com/office/drawing/2015/10/21/chartex" xmlns:cx3="http://schemas.microsoft.com/office/drawing/2016/5/9/chartex" xmlns:cx4="http://schemas.microsoft.com/office/drawing/2016/5/10/chartex" xmlns:cx5="http://schemas.microsoft.com/office/drawing/2016/5/11/chartex" xmlns:cx6="http://schemas.microsoft.com/office/drawing/2016/5/12/chartex" xmlns:cx7="http://schemas.microsoft.com/office/drawing/2016/5/13/chartex" xmlns:cx8="http://schemas.microsoft.com/office/drawing/2016/5/14/chartex" xmlns:mc="http://schemas.openxmlformats.org/markup-compatibility/2006" xmlns:aink="http://schemas.microsoft.com/office/drawing/2016/ink" xmlns:am3d="http://schemas.microsoft.com/office/drawing/2017/model3d" xmlns:o="urn:schemas-microsoft-com:office:office" xmlns:oel="http://schemas.microsoft.com/office/2019/extlst" xmlns:r="http://schemas.openxmlformats.org/officeDocument/2006/relationships" xmlns:m="http://schemas.openxmlformats.org/officeDocument/2006/math" xmlns:v="urn:schemas-microsoft-com:vml" xmlns:wp14="http://schemas.microsoft.com/office/word/2010/wordprocessingDrawing" xmlns:wp="http://schemas.openxmlformats.org/drawingml/2006/wordprocessingDrawing" xmlns:w10="urn:schemas-microsoft-com:office:word" xmlns:w="http://schemas.openxmlformats.org/wordprocessingml/2006/main" xmlns:w14="http://schemas.microsoft.com/office/word/2010/wordml" xmlns:w15="http://schemas.microsoft.com/office/word/2012/wordml" xmlns:w16cex="http://schemas.microsoft.com/office/word/2018/wordml/cex" xmlns:w16cid="http://schemas.microsoft.com/office/word/2016/wordml/cid" xmlns:w16="http://schemas.microsoft.com/office/word/2018/wordml" xmlns:w16du="http://schemas.microsoft.com/office/word/2023/wordml/word16du" xmlns:w16sdtdh="http://schemas.microsoft.com/office/word/2020/wordml/sdtdatahash" xmlns:w16sdtfl="http://schemas.microsoft.com/office/word/2024/wordml/sdtformatlock" xmlns:w16se="http://schemas.microsoft.com/office/word/2015/wordml/symex" xmlns:wpg="http://schemas.microsoft.com/office/word/2010/wordprocessingGroup" xmlns:wpi="http://schemas.microsoft.com/office/word/2010/wordprocessingInk" xmlns:wne="http://schemas.microsoft.com/office/word/2006/wordml" xmlns:wps="http://schemas.microsoft.com/office/word/2010/wordprocessingShape" mc:Ignorable="w14 w15 w16se w16cid w16 w16cex w16sdtdh w16sdtfl w16du wp14">
   <w:body>
+    <w:tbl>
+      <w:tblPr>
+        <w:tblStyle w:val="TableGrid"/>
+        <w:tblW w:w="0" w:type="auto"/>
+        <w:tblLook w:val="04A0" w:firstRow="1" w:lastRow="0" w:firstColumn="1" w:lastColumn="0" w:noHBand="0" w:noVBand="1"/>
+      </w:tblPr>
+      <w:tblGrid>
+        <w:gridCol w:w="1798"/>
+        <w:gridCol w:w="7552"/>
+      </w:tblGrid>
+      <w:tr>
+        <w:tc>
+          <w:tcPr>
+            <w:tcW w:w="1555" w:type="dxa"/>
+          </w:tcPr>
+          <w:p>
+            <w:pPr>
+              <w:jc w:val="both"/>
+              <w:rPr>
+                <w:rFonts w:ascii="Times New Roman" w:hAnsi="Times New Roman" w:cs="Times New Roman"/>
+                <w:b/>
+                <w:bCs/>
+              </w:rPr>
+            </w:pPr>
+            <w:r>
+              <w:rPr>
+                <w:rFonts w:ascii="Times New Roman" w:hAnsi="Times New Roman" w:cs="Times New Roman"/>
+                <w:b/>
+                <w:bCs/>
+                <w:noProof/>
+              </w:rPr>
+              <w:drawing>
+                <wp:inline distT="0" distB="0" distL="0" distR="0" wp14:anchorId="16E442D3" wp14:editId="4DE4690D">
+                  <wp:extent cx="1004570" cy="669290"/>
+                  <wp:effectExtent l="0" t="0" r="0" b="0"/>
+                  <wp:docPr id="635756682" name="Picture 1"/>
+                  <wp:cNvGraphicFramePr>
+                    <a:graphicFrameLocks xmlns:a="http://schemas.openxmlformats.org/drawingml/2006/main" noChangeAspect="1"/>
+                  </wp:cNvGraphicFramePr>
+                  <a:graphic xmlns:a="http://schemas.openxmlformats.org/drawingml/2006/main">
+                    <a:graphicData uri="http://schemas.openxmlformats.org/drawingml/2006/picture">
+                      <pic:pic xmlns:pic="http://schemas.openxmlformats.org/drawingml/2006/picture">
+                        <pic:nvPicPr>
+                          <pic:cNvPr id="635756682" name="Picture 635756682"/>
+                          <pic:cNvPicPr/>
+                        </pic:nvPicPr>
+                        <pic:blipFill>
+                          <a:blip r:embed="rId5" cstate="print">
+                            <a:extLst>
+                              <a:ext uri="{28A0092B-C50C-407E-A947-70E740481C1C}">
+                                <a14:useLocalDpi xmlns:a14="http://schemas.microsoft.com/office/drawing/2010/main" val="0"/>
+                              </a:ext>
+                            </a:extLst>
+                          </a:blip>
+                          <a:stretch>
+                            <a:fillRect/>
+                          </a:stretch>
+                        </pic:blipFill>
+                        <pic:spPr>
+                          <a:xfrm>
+                            <a:off x="0" y="0"/>
+                            <a:ext cx="1004570" cy="669290"/>
+                          </a:xfrm>
+                          <a:prstGeom prst="rect">
+                            <a:avLst/>
+                          </a:prstGeom>
+                        </pic:spPr>
+                      </pic:pic>
+                    </a:graphicData>
+                  </a:graphic>
+                </wp:inline>
+              </w:drawing>
+            </w:r>
+          </w:p>
+        </w:tc>
+        <w:tc>
+          <w:tcPr>
+            <w:tcW w:w="7795" w:type="dxa"/>
+          </w:tcPr>
+          <w:p>
+            <w:pPr>
+              <w:jc w:val="center"/>
+              <w:rPr>
+                <w:rFonts w:ascii="Times New Roman" w:hAnsi="Times New Roman" w:cs="Times New Roman"/>
+                <w:b/>
+                <w:bCs/>
+              </w:rPr>
+            </w:pPr>
+          </w:p>
+          <w:p>
+            <w:pPr>
+              <w:jc w:val="center"/>
+              <w:rPr>
+                <w:rFonts w:ascii="Times New Roman" w:hAnsi="Times New Roman" w:cs="Times New Roman"/>
+                <w:b/>
+                <w:bCs/>
+              </w:rPr>
+            </w:pPr>
+            <w:r>
+              <w:rPr>
+                <w:rFonts w:ascii="Times New Roman" w:hAnsi="Times New Roman" w:cs="Times New Roman"/>
+                <w:b/>
+                <w:bCs/>
+              </w:rPr>
+              <w:t>POLIŢIA MUNICIPIULUI DOBÂRLĂU</w:t>
+            </w:r>
+          </w:p>
+          <w:p>
+            <w:pPr>
+              <w:jc w:val="center"/>
+              <w:rPr>
+                <w:rFonts w:ascii="Times New Roman" w:hAnsi="Times New Roman" w:cs="Times New Roman"/>
+                <w:b/>
+                <w:bCs/>
+              </w:rPr>
+            </w:pPr>
+            <w:r>
+              <w:rPr>
+                <w:rFonts w:ascii="Times New Roman" w:hAnsi="Times New Roman" w:cs="Times New Roman"/>
+                <w:b/>
+                <w:bCs/>
+              </w:rPr>
+              <w:t>BIROUL DE INVESTIGAŢII CRIMINALE</w:t>
+            </w:r>
+          </w:p>
+          <w:p>
+            <w:pPr>
+              <w:jc w:val="center"/>
+              <w:rPr>
+                <w:rFonts w:ascii="Times New Roman" w:hAnsi="Times New Roman" w:cs="Times New Roman"/>
+                <w:b/>
+                <w:bCs/>
+              </w:rPr>
+            </w:pPr>
+          </w:p>
+        </w:tc>
+      </w:tr>
+    </w:tbl>
     <w:p>
       <w:pPr>
         <w:jc w:val="both"/>
         <w:rPr>
+          <w:rFonts w:ascii="Times New Roman" w:hAnsi="Times New Roman" w:cs="Times New Roman"/>
           <w:b/>
           <w:bCs/>
         </w:rPr>
       </w:pPr>
-      <w:r>
-        <w:rPr>
-          <w:b/>
-          <w:bCs/>
-        </w:rPr>
-        <w:t>ANTET INSPECTORATUL DE POLIȚIE JUDEȚEAN XYZ POLIȚIA MUNICIPIULUI Z</w:t>
+      <w:proofErr w:type="spellStart"/>
+      <w:r>
+        <w:rPr>
+          <w:rFonts w:ascii="Times New Roman" w:hAnsi="Times New Roman" w:cs="Times New Roman"/>
+          <w:b/>
+          <w:bCs/>
+        </w:rPr>
+        <w:t>Dosar</w:t>
+      </w:r>
+      <w:proofErr w:type="spellEnd"/>
+      <w:r>
+        <w:rPr>
+          <w:rFonts w:ascii="Times New Roman" w:hAnsi="Times New Roman" w:cs="Times New Roman"/>
+          <w:b/>
+          <w:bCs/>
+        </w:rPr>
+        <w:t xml:space="preserve"> penal nr. </w:t>
+      </w:r>
+      <w:proofErr w:type="gramStart"/>
+      <w:r>
+        <w:rPr>
+          <w:rFonts w:ascii="Times New Roman" w:hAnsi="Times New Roman" w:cs="Times New Roman"/>
+          <w:b/>
+          <w:bCs/>
+        </w:rPr>
+        <w:t xml:space="preserve">{{ </w:t>
+      </w:r>
+      <w:proofErr w:type="spellStart"/>
+      <w:r>
+        <w:rPr>
+          <w:rFonts w:ascii="Times New Roman" w:hAnsi="Times New Roman" w:cs="Times New Roman"/>
+          <w:b/>
+          <w:bCs/>
+        </w:rPr>
+        <w:t>numar</w:t>
+      </w:r>
+      <w:proofErr w:type="gramEnd"/>
+      <w:r>
+        <w:rPr>
+          <w:rFonts w:ascii="Times New Roman" w:hAnsi="Times New Roman" w:cs="Times New Roman"/>
+          <w:b/>
+          <w:bCs/>
+        </w:rPr>
+        <w:t>_</w:t>
+      </w:r>
+      <w:proofErr w:type="gramStart"/>
+      <w:r>
+        <w:rPr>
+          <w:rFonts w:ascii="Times New Roman" w:hAnsi="Times New Roman" w:cs="Times New Roman"/>
+          <w:b/>
+          <w:bCs/>
+        </w:rPr>
+        <w:t>dosar</w:t>
+      </w:r>
+      <w:proofErr w:type="spellEnd"/>
+      <w:r>
+        <w:rPr>
+          <w:rFonts w:ascii="Times New Roman" w:hAnsi="Times New Roman" w:cs="Times New Roman"/>
+          <w:b/>
+          <w:bCs/>
+        </w:rPr>
+        <w:t xml:space="preserve"> }</w:t>
+      </w:r>
+      <w:proofErr w:type="gramEnd"/>
+      <w:r>
+        <w:rPr>
+          <w:rFonts w:ascii="Times New Roman" w:hAnsi="Times New Roman" w:cs="Times New Roman"/>
+          <w:b/>
+          <w:bCs/>
+        </w:rPr>
+        <w:t>}</w:t>
       </w:r>
     </w:p>
     <w:p>
       <w:pPr>
         <w:jc w:val="both"/>
-      </w:pPr>
-    </w:p>
-    <w:p>
-      <w:pPr>
-        <w:jc w:val="both"/>
-        <w:rPr>
-          <w:b/>
-          <w:bCs/>
-        </w:rPr>
-      </w:pPr>
-      <w:proofErr w:type="spellStart"/>
-      <w:r>
-        <w:rPr>
-          <w:b/>
-          <w:bCs/>
-        </w:rPr>
-        <w:t>Dosar</w:t>
-      </w:r>
-      <w:proofErr w:type="spellEnd"/>
-      <w:r>
-        <w:rPr>
-          <w:b/>
-          <w:bCs/>
-        </w:rPr>
-        <w:t xml:space="preserve"> penal nr. </w:t>
-      </w:r>
-      <w:proofErr w:type="gramStart"/>
-      <w:r>
-        <w:rPr>
-          <w:b/>
-          <w:bCs/>
-        </w:rPr>
-        <w:t xml:space="preserve">{{ </w:t>
-      </w:r>
-      <w:proofErr w:type="spellStart"/>
-      <w:r>
-        <w:rPr>
-          <w:b/>
-          <w:bCs/>
-        </w:rPr>
-        <w:t>numar</w:t>
-      </w:r>
-      <w:proofErr w:type="gramEnd"/>
-      <w:r>
-        <w:rPr>
-          <w:b/>
-          <w:bCs/>
-        </w:rPr>
-        <w:t>_</w:t>
-      </w:r>
-      <w:proofErr w:type="gramStart"/>
-      <w:r>
-        <w:rPr>
-          <w:b/>
-          <w:bCs/>
-        </w:rPr>
-        <w:t>dosar</w:t>
-      </w:r>
-      <w:proofErr w:type="spellEnd"/>
-      <w:r>
-        <w:rPr>
-          <w:b/>
-          <w:bCs/>
-        </w:rPr>
-        <w:t xml:space="preserve"> }</w:t>
-      </w:r>
-      <w:proofErr w:type="gramEnd"/>
-      <w:r>
-        <w:rPr>
-          <w:b/>
-          <w:bCs/>
-        </w:rPr>
-        <w:t>}</w:t>
-      </w:r>
-    </w:p>
-    <w:p>
-      <w:pPr>
-        <w:jc w:val="both"/>
+        <w:rPr>
+          <w:rFonts w:ascii="Times New Roman" w:hAnsi="Times New Roman" w:cs="Times New Roman"/>
+        </w:rPr>
       </w:pPr>
     </w:p>
     <w:p>
       <w:pPr>
         <w:jc w:val="center"/>
         <w:rPr>
+          <w:rFonts w:ascii="Times New Roman" w:hAnsi="Times New Roman" w:cs="Times New Roman"/>
           <w:b/>
           <w:bCs/>
         </w:rPr>
       </w:pPr>
       <w:r>
         <w:rPr>
+          <w:rFonts w:ascii="Times New Roman" w:hAnsi="Times New Roman" w:cs="Times New Roman"/>
           <w:b/>
           <w:bCs/>
         </w:rPr>
@@ -121,6 +252,7 @@
       <w:pPr>
         <w:jc w:val="center"/>
         <w:rPr>
+          <w:rFonts w:ascii="Times New Roman" w:hAnsi="Times New Roman" w:cs="Times New Roman"/>
           <w:b/>
           <w:bCs/>
         </w:rPr>
@@ -128,6 +260,7 @@
       <w:proofErr w:type="gramStart"/>
       <w:r>
         <w:rPr>
+          <w:rFonts w:ascii="Times New Roman" w:hAnsi="Times New Roman" w:cs="Times New Roman"/>
           <w:b/>
           <w:bCs/>
         </w:rPr>
@@ -136,6 +269,7 @@
       <w:proofErr w:type="spellStart"/>
       <w:r>
         <w:rPr>
+          <w:rFonts w:ascii="Times New Roman" w:hAnsi="Times New Roman" w:cs="Times New Roman"/>
           <w:b/>
           <w:bCs/>
         </w:rPr>
@@ -144,6 +278,7 @@
       <w:proofErr w:type="gramEnd"/>
       <w:r>
         <w:rPr>
+          <w:rFonts w:ascii="Times New Roman" w:hAnsi="Times New Roman" w:cs="Times New Roman"/>
           <w:b/>
           <w:bCs/>
         </w:rPr>
@@ -152,6 +287,7 @@
       <w:proofErr w:type="gramStart"/>
       <w:r>
         <w:rPr>
+          <w:rFonts w:ascii="Times New Roman" w:hAnsi="Times New Roman" w:cs="Times New Roman"/>
           <w:b/>
           <w:bCs/>
         </w:rPr>
@@ -160,6 +296,7 @@
       <w:proofErr w:type="spellEnd"/>
       <w:r>
         <w:rPr>
+          <w:rFonts w:ascii="Times New Roman" w:hAnsi="Times New Roman" w:cs="Times New Roman"/>
           <w:b/>
           <w:bCs/>
         </w:rPr>
@@ -168,6 +305,7 @@
       <w:proofErr w:type="gramEnd"/>
       <w:r>
         <w:rPr>
+          <w:rFonts w:ascii="Times New Roman" w:hAnsi="Times New Roman" w:cs="Times New Roman"/>
           <w:b/>
           <w:bCs/>
         </w:rPr>
@@ -177,6 +315,9 @@
     <w:p>
       <w:pPr>
         <w:jc w:val="both"/>
+        <w:rPr>
+          <w:rFonts w:ascii="Times New Roman" w:hAnsi="Times New Roman" w:cs="Times New Roman"/>
+        </w:rPr>
       </w:pPr>
     </w:p>
     <w:p>
@@ -184,20 +325,15 @@
         <w:ind w:firstLine="720"/>
         <w:jc w:val="both"/>
         <w:rPr>
+          <w:rFonts w:ascii="Times New Roman" w:hAnsi="Times New Roman" w:cs="Times New Roman"/>
           <w:b/>
           <w:bCs/>
         </w:rPr>
       </w:pPr>
-      <w:r>
-        <w:rPr>
-          <w:b/>
-          <w:bCs/>
-        </w:rPr>
-        <w:t xml:space="preserve">Noi, </w:t>
-      </w:r>
       <w:proofErr w:type="gramStart"/>
       <w:r>
         <w:rPr>
+          <w:rFonts w:ascii="Times New Roman" w:hAnsi="Times New Roman" w:cs="Times New Roman"/>
           <w:b/>
           <w:bCs/>
         </w:rPr>
@@ -206,23 +342,74 @@
       <w:proofErr w:type="spellStart"/>
       <w:r>
         <w:rPr>
-          <w:b/>
-          <w:bCs/>
-        </w:rPr>
-        <w:t>functie</w:t>
-      </w:r>
-      <w:proofErr w:type="spellEnd"/>
+          <w:rFonts w:ascii="Times New Roman" w:hAnsi="Times New Roman" w:cs="Times New Roman"/>
+          <w:b/>
+          <w:bCs/>
+        </w:rPr>
+        <w:t>nume</w:t>
+      </w:r>
       <w:proofErr w:type="gramEnd"/>
       <w:r>
         <w:rPr>
-          <w:b/>
-          <w:bCs/>
-        </w:rPr>
-        <w:t xml:space="preserve"> }}, </w:t>
+          <w:rFonts w:ascii="Times New Roman" w:hAnsi="Times New Roman" w:cs="Times New Roman"/>
+          <w:b/>
+          <w:bCs/>
+        </w:rPr>
+        <w:t>_</w:t>
       </w:r>
       <w:proofErr w:type="gramStart"/>
       <w:r>
         <w:rPr>
+          <w:rFonts w:ascii="Times New Roman" w:hAnsi="Times New Roman" w:cs="Times New Roman"/>
+          <w:b/>
+          <w:bCs/>
+        </w:rPr>
+        <w:t>semnatar</w:t>
+      </w:r>
+      <w:proofErr w:type="spellEnd"/>
+      <w:r>
+        <w:rPr>
+          <w:rFonts w:ascii="Times New Roman" w:hAnsi="Times New Roman" w:cs="Times New Roman"/>
+          <w:b/>
+          <w:bCs/>
+        </w:rPr>
+        <w:t xml:space="preserve"> }</w:t>
+      </w:r>
+      <w:proofErr w:type="gramEnd"/>
+      <w:r>
+        <w:rPr>
+          <w:rFonts w:ascii="Times New Roman" w:hAnsi="Times New Roman" w:cs="Times New Roman"/>
+          <w:b/>
+          <w:bCs/>
+        </w:rPr>
+        <w:t xml:space="preserve">} </w:t>
+      </w:r>
+      <w:r>
+        <w:rPr>
+          <w:rFonts w:ascii="Times New Roman" w:hAnsi="Times New Roman" w:cs="Times New Roman"/>
+        </w:rPr>
+        <w:t xml:space="preserve">din </w:t>
+      </w:r>
+      <w:proofErr w:type="spellStart"/>
+      <w:r>
+        <w:rPr>
+          <w:rFonts w:ascii="Times New Roman" w:hAnsi="Times New Roman" w:cs="Times New Roman"/>
+        </w:rPr>
+        <w:t>cadrul</w:t>
+      </w:r>
+      <w:proofErr w:type="spellEnd"/>
+      <w:r>
+        <w:rPr>
+          <w:rFonts w:ascii="Times New Roman" w:hAnsi="Times New Roman" w:cs="Times New Roman"/>
+          <w:b/>
+          <w:bCs/>
+        </w:rPr>
+        <w:t xml:space="preserve"> </w:t>
+      </w:r>
+      <w:proofErr w:type="gramStart"/>
+      <w:r>
+        <w:rPr>
+          <w:rFonts w:ascii="Times New Roman" w:hAnsi="Times New Roman" w:cs="Times New Roman"/>
           <w:b/>
           <w:bCs/>
         </w:rPr>
@@ -231,79 +418,17 @@
       <w:proofErr w:type="spellStart"/>
       <w:r>
         <w:rPr>
-          <w:b/>
-          <w:bCs/>
-        </w:rPr>
-        <w:t>nume</w:t>
-      </w:r>
+          <w:rFonts w:ascii="Times New Roman" w:hAnsi="Times New Roman" w:cs="Times New Roman"/>
+          <w:b/>
+          <w:bCs/>
+        </w:rPr>
+        <w:t>unitate</w:t>
+      </w:r>
+      <w:proofErr w:type="spellEnd"/>
       <w:proofErr w:type="gramEnd"/>
       <w:r>
         <w:rPr>
-          <w:b/>
-          <w:bCs/>
-        </w:rPr>
-        <w:t>_</w:t>
-      </w:r>
-      <w:proofErr w:type="gramStart"/>
-      <w:r>
-        <w:rPr>
-          <w:b/>
-          <w:bCs/>
-        </w:rPr>
-        <w:t>semnatar</w:t>
-      </w:r>
-      <w:proofErr w:type="spellEnd"/>
-      <w:r>
-        <w:rPr>
-          <w:b/>
-          <w:bCs/>
-        </w:rPr>
-        <w:t xml:space="preserve"> }</w:t>
-      </w:r>
-      <w:proofErr w:type="gramEnd"/>
-      <w:r>
-        <w:rPr>
-          <w:b/>
-          <w:bCs/>
-        </w:rPr>
-        <w:t xml:space="preserve">} din </w:t>
-      </w:r>
-      <w:proofErr w:type="spellStart"/>
-      <w:r>
-        <w:rPr>
-          <w:b/>
-          <w:bCs/>
-        </w:rPr>
-        <w:t>cadrul</w:t>
-      </w:r>
-      <w:proofErr w:type="spellEnd"/>
-      <w:r>
-        <w:rPr>
-          <w:b/>
-          <w:bCs/>
-        </w:rPr>
-        <w:t xml:space="preserve"> </w:t>
-      </w:r>
-      <w:proofErr w:type="gramStart"/>
-      <w:r>
-        <w:rPr>
-          <w:b/>
-          <w:bCs/>
-        </w:rPr>
-        <w:t xml:space="preserve">{{ </w:t>
-      </w:r>
-      <w:proofErr w:type="spellStart"/>
-      <w:r>
-        <w:rPr>
-          <w:b/>
-          <w:bCs/>
-        </w:rPr>
-        <w:t>unitate</w:t>
-      </w:r>
-      <w:proofErr w:type="spellEnd"/>
-      <w:proofErr w:type="gramEnd"/>
-      <w:r>
-        <w:rPr>
+          <w:rFonts w:ascii="Times New Roman" w:hAnsi="Times New Roman" w:cs="Times New Roman"/>
           <w:b/>
           <w:bCs/>
         </w:rPr>
@@ -314,18 +439,159 @@
       <w:pPr>
         <w:ind w:firstLine="720"/>
         <w:jc w:val="both"/>
+        <w:rPr>
+          <w:rFonts w:ascii="Times New Roman" w:hAnsi="Times New Roman" w:cs="Times New Roman"/>
+        </w:rPr>
+      </w:pPr>
+      <w:proofErr w:type="spellStart"/>
+      <w:r>
+        <w:rPr>
+          <w:rFonts w:ascii="Times New Roman" w:hAnsi="Times New Roman" w:cs="Times New Roman"/>
+        </w:rPr>
+        <w:t>Examinând</w:t>
+      </w:r>
+      <w:proofErr w:type="spellEnd"/>
+      <w:r>
+        <w:rPr>
+          <w:rFonts w:ascii="Times New Roman" w:hAnsi="Times New Roman" w:cs="Times New Roman"/>
+        </w:rPr>
+        <w:t xml:space="preserve"> </w:t>
+      </w:r>
+      <w:proofErr w:type="spellStart"/>
+      <w:r>
+        <w:rPr>
+          <w:rFonts w:ascii="Times New Roman" w:hAnsi="Times New Roman" w:cs="Times New Roman"/>
+        </w:rPr>
+        <w:t>actele</w:t>
+      </w:r>
+      <w:proofErr w:type="spellEnd"/>
+      <w:r>
+        <w:rPr>
+          <w:rFonts w:ascii="Times New Roman" w:hAnsi="Times New Roman" w:cs="Times New Roman"/>
+        </w:rPr>
+        <w:t xml:space="preserve"> de </w:t>
+      </w:r>
+      <w:proofErr w:type="spellStart"/>
+      <w:r>
+        <w:rPr>
+          <w:rFonts w:ascii="Times New Roman" w:hAnsi="Times New Roman" w:cs="Times New Roman"/>
+        </w:rPr>
+        <w:t>urmărire</w:t>
+      </w:r>
+      <w:proofErr w:type="spellEnd"/>
+      <w:r>
+        <w:rPr>
+          <w:rFonts w:ascii="Times New Roman" w:hAnsi="Times New Roman" w:cs="Times New Roman"/>
+        </w:rPr>
+        <w:t xml:space="preserve"> </w:t>
+      </w:r>
+      <w:proofErr w:type="spellStart"/>
+      <w:r>
+        <w:rPr>
+          <w:rFonts w:ascii="Times New Roman" w:hAnsi="Times New Roman" w:cs="Times New Roman"/>
+        </w:rPr>
+        <w:t>penală</w:t>
+      </w:r>
+      <w:proofErr w:type="spellEnd"/>
+      <w:r>
+        <w:rPr>
+          <w:rFonts w:ascii="Times New Roman" w:hAnsi="Times New Roman" w:cs="Times New Roman"/>
+        </w:rPr>
+        <w:t xml:space="preserve"> </w:t>
+      </w:r>
+      <w:proofErr w:type="spellStart"/>
+      <w:r>
+        <w:rPr>
+          <w:rFonts w:ascii="Times New Roman" w:hAnsi="Times New Roman" w:cs="Times New Roman"/>
+        </w:rPr>
+        <w:t>efectuate</w:t>
+      </w:r>
+      <w:proofErr w:type="spellEnd"/>
+      <w:r>
+        <w:rPr>
+          <w:rFonts w:ascii="Times New Roman" w:hAnsi="Times New Roman" w:cs="Times New Roman"/>
+        </w:rPr>
+        <w:t xml:space="preserve"> </w:t>
+      </w:r>
+      <w:proofErr w:type="spellStart"/>
+      <w:r>
+        <w:rPr>
+          <w:rFonts w:ascii="Times New Roman" w:hAnsi="Times New Roman" w:cs="Times New Roman"/>
+        </w:rPr>
+        <w:t>în</w:t>
+      </w:r>
+      <w:proofErr w:type="spellEnd"/>
+      <w:r>
+        <w:rPr>
+          <w:rFonts w:ascii="Times New Roman" w:hAnsi="Times New Roman" w:cs="Times New Roman"/>
+        </w:rPr>
+        <w:t xml:space="preserve"> </w:t>
+      </w:r>
+      <w:proofErr w:type="spellStart"/>
+      <w:r>
+        <w:rPr>
+          <w:rFonts w:ascii="Times New Roman" w:hAnsi="Times New Roman" w:cs="Times New Roman"/>
+        </w:rPr>
+        <w:t>dosarul</w:t>
+      </w:r>
+      <w:proofErr w:type="spellEnd"/>
+      <w:r>
+        <w:rPr>
+          <w:rFonts w:ascii="Times New Roman" w:hAnsi="Times New Roman" w:cs="Times New Roman"/>
+        </w:rPr>
+        <w:t xml:space="preserve"> penal cu </w:t>
+      </w:r>
+      <w:proofErr w:type="spellStart"/>
+      <w:r>
+        <w:rPr>
+          <w:rFonts w:ascii="Times New Roman" w:hAnsi="Times New Roman" w:cs="Times New Roman"/>
+        </w:rPr>
+        <w:t>numărul</w:t>
+      </w:r>
+      <w:proofErr w:type="spellEnd"/>
+      <w:r>
+        <w:rPr>
+          <w:rFonts w:ascii="Times New Roman" w:hAnsi="Times New Roman" w:cs="Times New Roman"/>
+        </w:rPr>
+        <w:t xml:space="preserve"> de </w:t>
+      </w:r>
+      <w:proofErr w:type="spellStart"/>
+      <w:r>
+        <w:rPr>
+          <w:rFonts w:ascii="Times New Roman" w:hAnsi="Times New Roman" w:cs="Times New Roman"/>
+        </w:rPr>
+        <w:t>mai</w:t>
+      </w:r>
+      <w:proofErr w:type="spellEnd"/>
+      <w:r>
+        <w:rPr>
+          <w:rFonts w:ascii="Times New Roman" w:hAnsi="Times New Roman" w:cs="Times New Roman"/>
+        </w:rPr>
+        <w:t xml:space="preserve"> sus,</w:t>
+      </w:r>
+    </w:p>
+    <w:p>
+      <w:pPr>
+        <w:spacing w:after="0"/>
+        <w:ind w:firstLine="720"/>
+        <w:jc w:val="both"/>
+        <w:rPr>
+          <w:rFonts w:ascii="Times New Roman" w:hAnsi="Times New Roman" w:cs="Times New Roman"/>
+        </w:rPr>
       </w:pPr>
     </w:p>
     <w:p>
       <w:pPr>
         <w:jc w:val="center"/>
         <w:rPr>
+          <w:rFonts w:ascii="Times New Roman" w:hAnsi="Times New Roman" w:cs="Times New Roman"/>
           <w:b/>
           <w:bCs/>
         </w:rPr>
       </w:pPr>
       <w:r>
         <w:rPr>
+          <w:rFonts w:ascii="Times New Roman" w:hAnsi="Times New Roman" w:cs="Times New Roman"/>
           <w:b/>
           <w:bCs/>
         </w:rPr>
@@ -334,398 +600,753 @@
     </w:p>
     <w:p>
       <w:pPr>
+        <w:spacing w:after="0"/>
         <w:jc w:val="both"/>
+        <w:rPr>
+          <w:rFonts w:ascii="Times New Roman" w:hAnsi="Times New Roman" w:cs="Times New Roman"/>
+        </w:rPr>
       </w:pPr>
     </w:p>
     <w:p>
       <w:pPr>
         <w:ind w:firstLine="720"/>
         <w:jc w:val="both"/>
+        <w:rPr>
+          <w:rFonts w:ascii="Times New Roman" w:hAnsi="Times New Roman" w:cs="Times New Roman"/>
+        </w:rPr>
       </w:pPr>
       <w:r>
+        <w:rPr>
+          <w:rFonts w:ascii="Times New Roman" w:hAnsi="Times New Roman" w:cs="Times New Roman"/>
+        </w:rPr>
         <w:t xml:space="preserve">La data de </w:t>
       </w:r>
       <w:proofErr w:type="gramStart"/>
       <w:r>
+        <w:rPr>
+          <w:rFonts w:ascii="Times New Roman" w:hAnsi="Times New Roman" w:cs="Times New Roman"/>
+        </w:rPr>
         <w:t xml:space="preserve">{{ </w:t>
       </w:r>
       <w:proofErr w:type="spellStart"/>
       <w:r>
+        <w:rPr>
+          <w:rFonts w:ascii="Times New Roman" w:hAnsi="Times New Roman" w:cs="Times New Roman"/>
+        </w:rPr>
         <w:t>data</w:t>
       </w:r>
       <w:proofErr w:type="gramEnd"/>
       <w:r>
+        <w:rPr>
+          <w:rFonts w:ascii="Times New Roman" w:hAnsi="Times New Roman" w:cs="Times New Roman"/>
+        </w:rPr>
         <w:t>_</w:t>
       </w:r>
       <w:proofErr w:type="gramStart"/>
       <w:r>
+        <w:rPr>
+          <w:rFonts w:ascii="Times New Roman" w:hAnsi="Times New Roman" w:cs="Times New Roman"/>
+        </w:rPr>
         <w:t>inregistrarii</w:t>
       </w:r>
       <w:proofErr w:type="spellEnd"/>
       <w:r>
+        <w:rPr>
+          <w:rFonts w:ascii="Times New Roman" w:hAnsi="Times New Roman" w:cs="Times New Roman"/>
+        </w:rPr>
         <w:t xml:space="preserve"> }</w:t>
       </w:r>
       <w:proofErr w:type="gramEnd"/>
       <w:r>
+        <w:rPr>
+          <w:rFonts w:ascii="Times New Roman" w:hAnsi="Times New Roman" w:cs="Times New Roman"/>
+        </w:rPr>
         <w:t xml:space="preserve">} a </w:t>
       </w:r>
       <w:proofErr w:type="spellStart"/>
       <w:r>
+        <w:rPr>
+          <w:rFonts w:ascii="Times New Roman" w:hAnsi="Times New Roman" w:cs="Times New Roman"/>
+        </w:rPr>
         <w:t>fost</w:t>
       </w:r>
       <w:proofErr w:type="spellEnd"/>
       <w:r>
-        <w:t xml:space="preserve"> </w:t>
-      </w:r>
-      <w:proofErr w:type="spellStart"/>
-      <w:r>
+        <w:rPr>
+          <w:rFonts w:ascii="Times New Roman" w:hAnsi="Times New Roman" w:cs="Times New Roman"/>
+        </w:rPr>
+        <w:t xml:space="preserve"> </w:t>
+      </w:r>
+      <w:proofErr w:type="spellStart"/>
+      <w:r>
+        <w:rPr>
+          <w:rFonts w:ascii="Times New Roman" w:hAnsi="Times New Roman" w:cs="Times New Roman"/>
+        </w:rPr>
         <w:t>înregistrat</w:t>
       </w:r>
       <w:proofErr w:type="spellEnd"/>
       <w:r>
-        <w:t xml:space="preserve"> </w:t>
-      </w:r>
-      <w:proofErr w:type="spellStart"/>
-      <w:r>
+        <w:rPr>
+          <w:rFonts w:ascii="Times New Roman" w:hAnsi="Times New Roman" w:cs="Times New Roman"/>
+        </w:rPr>
+        <w:t xml:space="preserve"> pe </w:t>
+      </w:r>
+      <w:proofErr w:type="spellStart"/>
+      <w:r>
+        <w:rPr>
+          <w:rFonts w:ascii="Times New Roman" w:hAnsi="Times New Roman" w:cs="Times New Roman"/>
+        </w:rPr>
+        <w:t>rolul</w:t>
+      </w:r>
+      <w:proofErr w:type="spellEnd"/>
+      <w:r>
+        <w:rPr>
+          <w:rFonts w:ascii="Times New Roman" w:hAnsi="Times New Roman" w:cs="Times New Roman"/>
+        </w:rPr>
+        <w:t xml:space="preserve"> </w:t>
+      </w:r>
+      <w:proofErr w:type="spellStart"/>
+      <w:r>
+        <w:rPr>
+          <w:rFonts w:ascii="Times New Roman" w:hAnsi="Times New Roman" w:cs="Times New Roman"/>
+        </w:rPr>
+        <w:t>organelor</w:t>
+      </w:r>
+      <w:proofErr w:type="spellEnd"/>
+      <w:r>
+        <w:rPr>
+          <w:rFonts w:ascii="Times New Roman" w:hAnsi="Times New Roman" w:cs="Times New Roman"/>
+        </w:rPr>
+        <w:t xml:space="preserve"> de </w:t>
+      </w:r>
+      <w:proofErr w:type="spellStart"/>
+      <w:r>
+        <w:rPr>
+          <w:rFonts w:ascii="Times New Roman" w:hAnsi="Times New Roman" w:cs="Times New Roman"/>
+        </w:rPr>
+        <w:t>urmărire</w:t>
+      </w:r>
+      <w:proofErr w:type="spellEnd"/>
+      <w:r>
+        <w:rPr>
+          <w:rFonts w:ascii="Times New Roman" w:hAnsi="Times New Roman" w:cs="Times New Roman"/>
+        </w:rPr>
+        <w:t xml:space="preserve"> </w:t>
+      </w:r>
+      <w:proofErr w:type="spellStart"/>
+      <w:r>
+        <w:rPr>
+          <w:rFonts w:ascii="Times New Roman" w:hAnsi="Times New Roman" w:cs="Times New Roman"/>
+        </w:rPr>
+        <w:t>penală</w:t>
+      </w:r>
+      <w:proofErr w:type="spellEnd"/>
+      <w:r>
+        <w:rPr>
+          <w:rFonts w:ascii="Times New Roman" w:hAnsi="Times New Roman" w:cs="Times New Roman"/>
+        </w:rPr>
+        <w:t xml:space="preserve"> </w:t>
+      </w:r>
+      <w:proofErr w:type="spellStart"/>
+      <w:r>
+        <w:rPr>
+          <w:rFonts w:ascii="Times New Roman" w:hAnsi="Times New Roman" w:cs="Times New Roman"/>
+        </w:rPr>
         <w:t>dosarul</w:t>
       </w:r>
       <w:proofErr w:type="spellEnd"/>
       <w:r>
+        <w:rPr>
+          <w:rFonts w:ascii="Times New Roman" w:hAnsi="Times New Roman" w:cs="Times New Roman"/>
+        </w:rPr>
         <w:t xml:space="preserve"> penal cu </w:t>
       </w:r>
       <w:proofErr w:type="spellStart"/>
       <w:r>
+        <w:rPr>
+          <w:rFonts w:ascii="Times New Roman" w:hAnsi="Times New Roman" w:cs="Times New Roman"/>
+        </w:rPr>
         <w:t>numărul</w:t>
       </w:r>
       <w:proofErr w:type="spellEnd"/>
       <w:r>
+        <w:rPr>
+          <w:rFonts w:ascii="Times New Roman" w:hAnsi="Times New Roman" w:cs="Times New Roman"/>
+        </w:rPr>
         <w:t xml:space="preserve"> de </w:t>
       </w:r>
       <w:proofErr w:type="spellStart"/>
       <w:r>
+        <w:rPr>
+          <w:rFonts w:ascii="Times New Roman" w:hAnsi="Times New Roman" w:cs="Times New Roman"/>
+        </w:rPr>
         <w:t>mai</w:t>
       </w:r>
       <w:proofErr w:type="spellEnd"/>
       <w:r>
+        <w:rPr>
+          <w:rFonts w:ascii="Times New Roman" w:hAnsi="Times New Roman" w:cs="Times New Roman"/>
+        </w:rPr>
         <w:t xml:space="preserve"> sus. Din </w:t>
       </w:r>
       <w:proofErr w:type="spellStart"/>
       <w:r>
+        <w:rPr>
+          <w:rFonts w:ascii="Times New Roman" w:hAnsi="Times New Roman" w:cs="Times New Roman"/>
+        </w:rPr>
         <w:t>cuprinsul</w:t>
       </w:r>
       <w:proofErr w:type="spellEnd"/>
       <w:r>
-        <w:t xml:space="preserve"> </w:t>
-      </w:r>
-      <w:proofErr w:type="spellStart"/>
-      <w:r>
+        <w:rPr>
+          <w:rFonts w:ascii="Times New Roman" w:hAnsi="Times New Roman" w:cs="Times New Roman"/>
+        </w:rPr>
+        <w:t xml:space="preserve"> </w:t>
+      </w:r>
+      <w:proofErr w:type="spellStart"/>
+      <w:r>
+        <w:rPr>
+          <w:rFonts w:ascii="Times New Roman" w:hAnsi="Times New Roman" w:cs="Times New Roman"/>
+        </w:rPr>
         <w:t>actului</w:t>
       </w:r>
       <w:proofErr w:type="spellEnd"/>
       <w:r>
+        <w:rPr>
+          <w:rFonts w:ascii="Times New Roman" w:hAnsi="Times New Roman" w:cs="Times New Roman"/>
+        </w:rPr>
         <w:t xml:space="preserve"> de </w:t>
       </w:r>
       <w:proofErr w:type="spellStart"/>
       <w:r>
+        <w:rPr>
+          <w:rFonts w:ascii="Times New Roman" w:hAnsi="Times New Roman" w:cs="Times New Roman"/>
+        </w:rPr>
         <w:t>sesizare</w:t>
       </w:r>
       <w:proofErr w:type="spellEnd"/>
       <w:r>
-        <w:t xml:space="preserve"> </w:t>
-      </w:r>
-      <w:proofErr w:type="spellStart"/>
-      <w:r>
+        <w:rPr>
+          <w:rFonts w:ascii="Times New Roman" w:hAnsi="Times New Roman" w:cs="Times New Roman"/>
+        </w:rPr>
+        <w:t xml:space="preserve"> </w:t>
+      </w:r>
+      <w:proofErr w:type="spellStart"/>
+      <w:r>
+        <w:rPr>
+          <w:rFonts w:ascii="Times New Roman" w:hAnsi="Times New Roman" w:cs="Times New Roman"/>
+        </w:rPr>
         <w:t>rezultă</w:t>
       </w:r>
       <w:proofErr w:type="spellEnd"/>
       <w:r>
-        <w:t xml:space="preserve"> </w:t>
-      </w:r>
-      <w:proofErr w:type="spellStart"/>
-      <w:r>
+        <w:rPr>
+          <w:rFonts w:ascii="Times New Roman" w:hAnsi="Times New Roman" w:cs="Times New Roman"/>
+        </w:rPr>
+        <w:t xml:space="preserve"> </w:t>
+      </w:r>
+      <w:proofErr w:type="spellStart"/>
+      <w:r>
+        <w:rPr>
+          <w:rFonts w:ascii="Times New Roman" w:hAnsi="Times New Roman" w:cs="Times New Roman"/>
+        </w:rPr>
         <w:t>că</w:t>
       </w:r>
       <w:proofErr w:type="spellEnd"/>
       <w:r>
+        <w:rPr>
+          <w:rFonts w:ascii="Times New Roman" w:hAnsi="Times New Roman" w:cs="Times New Roman"/>
+        </w:rPr>
         <w:t xml:space="preserve"> </w:t>
       </w:r>
       <w:proofErr w:type="gramStart"/>
       <w:r>
+        <w:rPr>
+          <w:rFonts w:ascii="Times New Roman" w:hAnsi="Times New Roman" w:cs="Times New Roman"/>
+        </w:rPr>
         <w:t xml:space="preserve">{{ </w:t>
       </w:r>
       <w:proofErr w:type="spellStart"/>
       <w:r>
+        <w:rPr>
+          <w:rFonts w:ascii="Times New Roman" w:hAnsi="Times New Roman" w:cs="Times New Roman"/>
+        </w:rPr>
         <w:t>infractiune</w:t>
       </w:r>
       <w:proofErr w:type="gramEnd"/>
       <w:r>
+        <w:rPr>
+          <w:rFonts w:ascii="Times New Roman" w:hAnsi="Times New Roman" w:cs="Times New Roman"/>
+        </w:rPr>
         <w:t>_</w:t>
       </w:r>
       <w:proofErr w:type="gramStart"/>
       <w:r>
+        <w:rPr>
+          <w:rFonts w:ascii="Times New Roman" w:hAnsi="Times New Roman" w:cs="Times New Roman"/>
+        </w:rPr>
         <w:t>cercetata</w:t>
       </w:r>
       <w:proofErr w:type="spellEnd"/>
       <w:r>
+        <w:rPr>
+          <w:rFonts w:ascii="Times New Roman" w:hAnsi="Times New Roman" w:cs="Times New Roman"/>
+        </w:rPr>
         <w:t xml:space="preserve"> }</w:t>
       </w:r>
       <w:proofErr w:type="gramEnd"/>
       <w:r>
-        <w:t xml:space="preserve">}. Din </w:t>
-      </w:r>
-      <w:proofErr w:type="spellStart"/>
-      <w:r>
-        <w:t>actele</w:t>
-      </w:r>
-      <w:proofErr w:type="spellEnd"/>
-      <w:r>
-        <w:t xml:space="preserve"> de </w:t>
-      </w:r>
-      <w:proofErr w:type="spellStart"/>
-      <w:r>
-        <w:t>urmărire</w:t>
-      </w:r>
-      <w:proofErr w:type="spellEnd"/>
-      <w:r>
-        <w:t xml:space="preserve"> </w:t>
-      </w:r>
-      <w:proofErr w:type="spellStart"/>
-      <w:r>
-        <w:t>efectuate</w:t>
-      </w:r>
-      <w:proofErr w:type="spellEnd"/>
-      <w:r>
-        <w:t xml:space="preserve"> </w:t>
-      </w:r>
-      <w:proofErr w:type="spellStart"/>
-      <w:r>
-        <w:t>în</w:t>
-      </w:r>
-      <w:proofErr w:type="spellEnd"/>
-      <w:r>
-        <w:t xml:space="preserve"> </w:t>
-      </w:r>
-      <w:proofErr w:type="spellStart"/>
-      <w:r>
-        <w:t>cauză</w:t>
-      </w:r>
-      <w:proofErr w:type="spellEnd"/>
-      <w:r>
-        <w:t xml:space="preserve"> </w:t>
-      </w:r>
-      <w:proofErr w:type="spellStart"/>
-      <w:r>
-        <w:t>rezultă</w:t>
-      </w:r>
-      <w:proofErr w:type="spellEnd"/>
-      <w:r>
-        <w:t xml:space="preserve"> </w:t>
-      </w:r>
-      <w:proofErr w:type="spellStart"/>
-      <w:r>
-        <w:t>că</w:t>
-      </w:r>
-      <w:proofErr w:type="spellEnd"/>
-      <w:r>
-        <w:t xml:space="preserve"> </w:t>
-      </w:r>
-      <w:proofErr w:type="spellStart"/>
-      <w:r>
-        <w:t>este</w:t>
-      </w:r>
-      <w:proofErr w:type="spellEnd"/>
-      <w:r>
-        <w:t xml:space="preserve"> incident </w:t>
-      </w:r>
-      <w:proofErr w:type="spellStart"/>
-      <w:r>
-        <w:t>cazul</w:t>
-      </w:r>
-      <w:proofErr w:type="spellEnd"/>
-      <w:r>
-        <w:t xml:space="preserve"> de </w:t>
-      </w:r>
-      <w:proofErr w:type="spellStart"/>
-      <w:r>
-        <w:t>împiedicare</w:t>
-      </w:r>
-      <w:proofErr w:type="spellEnd"/>
-      <w:r>
-        <w:t xml:space="preserve"> a </w:t>
-      </w:r>
-      <w:proofErr w:type="spellStart"/>
-      <w:r>
-        <w:t>punerii</w:t>
-      </w:r>
-      <w:proofErr w:type="spellEnd"/>
-      <w:r>
-        <w:t xml:space="preserve"> </w:t>
-      </w:r>
-      <w:proofErr w:type="spellStart"/>
-      <w:r>
-        <w:t>în</w:t>
-      </w:r>
-      <w:proofErr w:type="spellEnd"/>
-      <w:r>
-        <w:t xml:space="preserve"> </w:t>
-      </w:r>
-      <w:proofErr w:type="spellStart"/>
-      <w:r>
-        <w:t>mișcare</w:t>
-      </w:r>
-      <w:proofErr w:type="spellEnd"/>
-      <w:r>
-        <w:t xml:space="preserve"> </w:t>
-      </w:r>
-      <w:proofErr w:type="gramStart"/>
-      <w:r>
-        <w:t>a</w:t>
-      </w:r>
-      <w:proofErr w:type="gramEnd"/>
-      <w:r>
-        <w:t xml:space="preserve"> </w:t>
-      </w:r>
-      <w:proofErr w:type="spellStart"/>
-      <w:r>
-        <w:t>acțiunii</w:t>
-      </w:r>
-      <w:proofErr w:type="spellEnd"/>
-      <w:r>
-        <w:t xml:space="preserve"> </w:t>
-      </w:r>
-      <w:proofErr w:type="spellStart"/>
-      <w:r>
-        <w:t>penale</w:t>
-      </w:r>
-      <w:proofErr w:type="spellEnd"/>
-      <w:r>
-        <w:t xml:space="preserve"> </w:t>
-      </w:r>
-      <w:proofErr w:type="spellStart"/>
-      <w:r>
-        <w:t>prevăzut</w:t>
-      </w:r>
-      <w:proofErr w:type="spellEnd"/>
-      <w:r>
-        <w:t xml:space="preserve"> de art. 16 </w:t>
-      </w:r>
-      <w:proofErr w:type="spellStart"/>
-      <w:r>
-        <w:t>alin</w:t>
-      </w:r>
-      <w:proofErr w:type="spellEnd"/>
-      <w:r>
-        <w:t xml:space="preserve">. 1 lit. </w:t>
-      </w:r>
-      <w:proofErr w:type="gramStart"/>
-      <w:r>
-        <w:t xml:space="preserve">{{ </w:t>
-      </w:r>
-      <w:proofErr w:type="spellStart"/>
-      <w:r>
-        <w:t>temei</w:t>
-      </w:r>
-      <w:proofErr w:type="spellEnd"/>
-      <w:proofErr w:type="gramEnd"/>
-      <w:r>
-        <w:t xml:space="preserve"> }} din </w:t>
-      </w:r>
-      <w:proofErr w:type="spellStart"/>
-      <w:r>
-        <w:t>C.proc.pen</w:t>
-      </w:r>
-      <w:proofErr w:type="spellEnd"/>
-      <w:r>
-        <w:t>.</w:t>
+        <w:rPr>
+          <w:rFonts w:ascii="Times New Roman" w:hAnsi="Times New Roman" w:cs="Times New Roman"/>
+        </w:rPr>
+        <w:t xml:space="preserve">} </w:t>
       </w:r>
     </w:p>
     <w:p>
       <w:pPr>
+        <w:ind w:firstLine="720"/>
         <w:jc w:val="both"/>
+        <w:rPr>
+          <w:rFonts w:ascii="Times New Roman" w:hAnsi="Times New Roman" w:cs="Times New Roman"/>
+        </w:rPr>
       </w:pPr>
-      <w:proofErr w:type="spellStart"/>
-      <w:r>
-        <w:t>Față</w:t>
-      </w:r>
-      <w:proofErr w:type="spellEnd"/>
-      <w:r>
+      <w:r>
+        <w:rPr>
+          <w:rFonts w:ascii="Times New Roman" w:hAnsi="Times New Roman" w:cs="Times New Roman"/>
+        </w:rPr>
+        <w:t xml:space="preserve">Din </w:t>
+      </w:r>
+      <w:proofErr w:type="spellStart"/>
+      <w:r>
+        <w:rPr>
+          <w:rFonts w:ascii="Times New Roman" w:hAnsi="Times New Roman" w:cs="Times New Roman"/>
+        </w:rPr>
+        <w:t>actele</w:t>
+      </w:r>
+      <w:proofErr w:type="spellEnd"/>
+      <w:r>
+        <w:rPr>
+          <w:rFonts w:ascii="Times New Roman" w:hAnsi="Times New Roman" w:cs="Times New Roman"/>
+        </w:rPr>
         <w:t xml:space="preserve"> de </w:t>
       </w:r>
       <w:proofErr w:type="spellStart"/>
       <w:r>
-        <w:t>cele</w:t>
-      </w:r>
-      <w:proofErr w:type="spellEnd"/>
-      <w:r>
-        <w:t xml:space="preserve"> </w:t>
-      </w:r>
-      <w:proofErr w:type="spellStart"/>
-      <w:r>
-        <w:t>expuse</w:t>
-      </w:r>
-      <w:proofErr w:type="spellEnd"/>
-      <w:r>
-        <w:t xml:space="preserve">, </w:t>
-      </w:r>
-      <w:proofErr w:type="spellStart"/>
-      <w:r>
-        <w:t>î</w:t>
-      </w:r>
-      <w:r>
-        <w:t>n</w:t>
-      </w:r>
-      <w:proofErr w:type="spellEnd"/>
-      <w:r>
-        <w:t xml:space="preserve"> </w:t>
-      </w:r>
-      <w:proofErr w:type="spellStart"/>
-      <w:r>
-        <w:t>temeiul</w:t>
-      </w:r>
-      <w:proofErr w:type="spellEnd"/>
-      <w:r>
-        <w:t xml:space="preserve"> art. 298 </w:t>
-      </w:r>
-      <w:proofErr w:type="spellStart"/>
-      <w:r>
-        <w:t>și</w:t>
-      </w:r>
-      <w:proofErr w:type="spellEnd"/>
-      <w:r>
-        <w:t xml:space="preserve"> art. 315 </w:t>
+        <w:rPr>
+          <w:rFonts w:ascii="Times New Roman" w:hAnsi="Times New Roman" w:cs="Times New Roman"/>
+        </w:rPr>
+        <w:t>urmărire</w:t>
+      </w:r>
+      <w:proofErr w:type="spellEnd"/>
+      <w:r>
+        <w:rPr>
+          <w:rFonts w:ascii="Times New Roman" w:hAnsi="Times New Roman" w:cs="Times New Roman"/>
+        </w:rPr>
+        <w:t xml:space="preserve"> </w:t>
+      </w:r>
+      <w:proofErr w:type="spellStart"/>
+      <w:r>
+        <w:rPr>
+          <w:rFonts w:ascii="Times New Roman" w:hAnsi="Times New Roman" w:cs="Times New Roman"/>
+        </w:rPr>
+        <w:t>efectuate</w:t>
+      </w:r>
+      <w:proofErr w:type="spellEnd"/>
+      <w:r>
+        <w:rPr>
+          <w:rFonts w:ascii="Times New Roman" w:hAnsi="Times New Roman" w:cs="Times New Roman"/>
+        </w:rPr>
+        <w:t xml:space="preserve"> </w:t>
+      </w:r>
+      <w:proofErr w:type="spellStart"/>
+      <w:r>
+        <w:rPr>
+          <w:rFonts w:ascii="Times New Roman" w:hAnsi="Times New Roman" w:cs="Times New Roman"/>
+        </w:rPr>
+        <w:t>în</w:t>
+      </w:r>
+      <w:proofErr w:type="spellEnd"/>
+      <w:r>
+        <w:rPr>
+          <w:rFonts w:ascii="Times New Roman" w:hAnsi="Times New Roman" w:cs="Times New Roman"/>
+        </w:rPr>
+        <w:t xml:space="preserve"> </w:t>
+      </w:r>
+      <w:proofErr w:type="spellStart"/>
+      <w:r>
+        <w:rPr>
+          <w:rFonts w:ascii="Times New Roman" w:hAnsi="Times New Roman" w:cs="Times New Roman"/>
+        </w:rPr>
+        <w:t>cauză</w:t>
+      </w:r>
+      <w:proofErr w:type="spellEnd"/>
+      <w:r>
+        <w:rPr>
+          <w:rFonts w:ascii="Times New Roman" w:hAnsi="Times New Roman" w:cs="Times New Roman"/>
+        </w:rPr>
+        <w:t xml:space="preserve"> </w:t>
+      </w:r>
+      <w:proofErr w:type="spellStart"/>
+      <w:r>
+        <w:rPr>
+          <w:rFonts w:ascii="Times New Roman" w:hAnsi="Times New Roman" w:cs="Times New Roman"/>
+        </w:rPr>
+        <w:t>rezultă</w:t>
+      </w:r>
+      <w:proofErr w:type="spellEnd"/>
+      <w:r>
+        <w:rPr>
+          <w:rFonts w:ascii="Times New Roman" w:hAnsi="Times New Roman" w:cs="Times New Roman"/>
+        </w:rPr>
+        <w:t xml:space="preserve"> </w:t>
+      </w:r>
+      <w:proofErr w:type="spellStart"/>
+      <w:r>
+        <w:rPr>
+          <w:rFonts w:ascii="Times New Roman" w:hAnsi="Times New Roman" w:cs="Times New Roman"/>
+        </w:rPr>
+        <w:t>că</w:t>
+      </w:r>
+      <w:proofErr w:type="spellEnd"/>
+      <w:r>
+        <w:rPr>
+          <w:rFonts w:ascii="Times New Roman" w:hAnsi="Times New Roman" w:cs="Times New Roman"/>
+        </w:rPr>
+        <w:t xml:space="preserve"> </w:t>
+      </w:r>
+      <w:proofErr w:type="spellStart"/>
+      <w:r>
+        <w:rPr>
+          <w:rFonts w:ascii="Times New Roman" w:hAnsi="Times New Roman" w:cs="Times New Roman"/>
+        </w:rPr>
+        <w:t>este</w:t>
+      </w:r>
+      <w:proofErr w:type="spellEnd"/>
+      <w:r>
+        <w:rPr>
+          <w:rFonts w:ascii="Times New Roman" w:hAnsi="Times New Roman" w:cs="Times New Roman"/>
+        </w:rPr>
+        <w:t xml:space="preserve"> incident </w:t>
+      </w:r>
+      <w:proofErr w:type="spellStart"/>
+      <w:r>
+        <w:rPr>
+          <w:rFonts w:ascii="Times New Roman" w:hAnsi="Times New Roman" w:cs="Times New Roman"/>
+        </w:rPr>
+        <w:t>cazul</w:t>
+      </w:r>
+      <w:proofErr w:type="spellEnd"/>
+      <w:r>
+        <w:rPr>
+          <w:rFonts w:ascii="Times New Roman" w:hAnsi="Times New Roman" w:cs="Times New Roman"/>
+        </w:rPr>
+        <w:t xml:space="preserve"> de </w:t>
+      </w:r>
+      <w:proofErr w:type="spellStart"/>
+      <w:r>
+        <w:rPr>
+          <w:rFonts w:ascii="Times New Roman" w:hAnsi="Times New Roman" w:cs="Times New Roman"/>
+        </w:rPr>
+        <w:t>împiedicare</w:t>
+      </w:r>
+      <w:proofErr w:type="spellEnd"/>
+      <w:r>
+        <w:rPr>
+          <w:rFonts w:ascii="Times New Roman" w:hAnsi="Times New Roman" w:cs="Times New Roman"/>
+        </w:rPr>
+        <w:t xml:space="preserve"> a </w:t>
+      </w:r>
+      <w:proofErr w:type="spellStart"/>
+      <w:r>
+        <w:rPr>
+          <w:rFonts w:ascii="Times New Roman" w:hAnsi="Times New Roman" w:cs="Times New Roman"/>
+        </w:rPr>
+        <w:t>punerii</w:t>
+      </w:r>
+      <w:proofErr w:type="spellEnd"/>
+      <w:r>
+        <w:rPr>
+          <w:rFonts w:ascii="Times New Roman" w:hAnsi="Times New Roman" w:cs="Times New Roman"/>
+        </w:rPr>
+        <w:t xml:space="preserve"> </w:t>
+      </w:r>
+      <w:proofErr w:type="spellStart"/>
+      <w:r>
+        <w:rPr>
+          <w:rFonts w:ascii="Times New Roman" w:hAnsi="Times New Roman" w:cs="Times New Roman"/>
+        </w:rPr>
+        <w:t>în</w:t>
+      </w:r>
+      <w:proofErr w:type="spellEnd"/>
+      <w:r>
+        <w:rPr>
+          <w:rFonts w:ascii="Times New Roman" w:hAnsi="Times New Roman" w:cs="Times New Roman"/>
+        </w:rPr>
+        <w:t xml:space="preserve"> </w:t>
+      </w:r>
+      <w:proofErr w:type="spellStart"/>
+      <w:r>
+        <w:rPr>
+          <w:rFonts w:ascii="Times New Roman" w:hAnsi="Times New Roman" w:cs="Times New Roman"/>
+        </w:rPr>
+        <w:t>mișcare</w:t>
+      </w:r>
+      <w:proofErr w:type="spellEnd"/>
+      <w:r>
+        <w:rPr>
+          <w:rFonts w:ascii="Times New Roman" w:hAnsi="Times New Roman" w:cs="Times New Roman"/>
+        </w:rPr>
+        <w:t xml:space="preserve"> </w:t>
       </w:r>
       <w:proofErr w:type="gramStart"/>
       <w:r>
-        <w:t>din</w:t>
+        <w:rPr>
+          <w:rFonts w:ascii="Times New Roman" w:hAnsi="Times New Roman" w:cs="Times New Roman"/>
+        </w:rPr>
+        <w:t>a</w:t>
       </w:r>
       <w:proofErr w:type="gramEnd"/>
       <w:r>
-        <w:t xml:space="preserve"> </w:t>
-      </w:r>
-      <w:proofErr w:type="spellStart"/>
-      <w:r>
+        <w:rPr>
+          <w:rFonts w:ascii="Times New Roman" w:hAnsi="Times New Roman" w:cs="Times New Roman"/>
+        </w:rPr>
+        <w:t xml:space="preserve"> </w:t>
+      </w:r>
+      <w:proofErr w:type="spellStart"/>
+      <w:r>
+        <w:rPr>
+          <w:rFonts w:ascii="Times New Roman" w:hAnsi="Times New Roman" w:cs="Times New Roman"/>
+        </w:rPr>
+        <w:t>acțiunii</w:t>
+      </w:r>
+      <w:proofErr w:type="spellEnd"/>
+      <w:r>
+        <w:rPr>
+          <w:rFonts w:ascii="Times New Roman" w:hAnsi="Times New Roman" w:cs="Times New Roman"/>
+        </w:rPr>
+        <w:t xml:space="preserve"> </w:t>
+      </w:r>
+      <w:proofErr w:type="spellStart"/>
+      <w:r>
+        <w:rPr>
+          <w:rFonts w:ascii="Times New Roman" w:hAnsi="Times New Roman" w:cs="Times New Roman"/>
+        </w:rPr>
+        <w:t>penale</w:t>
+      </w:r>
+      <w:proofErr w:type="spellEnd"/>
+      <w:r>
+        <w:rPr>
+          <w:rFonts w:ascii="Times New Roman" w:hAnsi="Times New Roman" w:cs="Times New Roman"/>
+        </w:rPr>
+        <w:t xml:space="preserve"> </w:t>
+      </w:r>
+      <w:proofErr w:type="spellStart"/>
+      <w:r>
+        <w:rPr>
+          <w:rFonts w:ascii="Times New Roman" w:hAnsi="Times New Roman" w:cs="Times New Roman"/>
+        </w:rPr>
+        <w:t>prevăzut</w:t>
+      </w:r>
+      <w:proofErr w:type="spellEnd"/>
+      <w:r>
+        <w:rPr>
+          <w:rFonts w:ascii="Times New Roman" w:hAnsi="Times New Roman" w:cs="Times New Roman"/>
+        </w:rPr>
+        <w:t xml:space="preserve"> de art. 16 </w:t>
+      </w:r>
+      <w:proofErr w:type="spellStart"/>
+      <w:r>
+        <w:rPr>
+          <w:rFonts w:ascii="Times New Roman" w:hAnsi="Times New Roman" w:cs="Times New Roman"/>
+        </w:rPr>
+        <w:t>alin</w:t>
+      </w:r>
+      <w:proofErr w:type="spellEnd"/>
+      <w:r>
+        <w:rPr>
+          <w:rFonts w:ascii="Times New Roman" w:hAnsi="Times New Roman" w:cs="Times New Roman"/>
+        </w:rPr>
+        <w:t xml:space="preserve">. 1 lit. </w:t>
+      </w:r>
+      <w:proofErr w:type="gramStart"/>
+      <w:r>
+        <w:rPr>
+          <w:rFonts w:ascii="Times New Roman" w:hAnsi="Times New Roman" w:cs="Times New Roman"/>
+        </w:rPr>
+        <w:t xml:space="preserve">{{ </w:t>
+      </w:r>
+      <w:proofErr w:type="spellStart"/>
+      <w:r>
+        <w:rPr>
+          <w:rFonts w:ascii="Times New Roman" w:hAnsi="Times New Roman" w:cs="Times New Roman"/>
+        </w:rPr>
+        <w:t>temei</w:t>
+      </w:r>
+      <w:proofErr w:type="spellEnd"/>
+      <w:proofErr w:type="gramEnd"/>
+      <w:r>
+        <w:rPr>
+          <w:rFonts w:ascii="Times New Roman" w:hAnsi="Times New Roman" w:cs="Times New Roman"/>
+        </w:rPr>
+        <w:t xml:space="preserve"> }} din </w:t>
+      </w:r>
+      <w:proofErr w:type="spellStart"/>
+      <w:r>
+        <w:rPr>
+          <w:rFonts w:ascii="Times New Roman" w:hAnsi="Times New Roman" w:cs="Times New Roman"/>
+        </w:rPr>
         <w:t>C.proc.pen</w:t>
       </w:r>
       <w:proofErr w:type="spellEnd"/>
       <w:r>
-        <w:t>.,</w:t>
+        <w:rPr>
+          <w:rFonts w:ascii="Times New Roman" w:hAnsi="Times New Roman" w:cs="Times New Roman"/>
+        </w:rPr>
+        <w:t>.</w:t>
       </w:r>
     </w:p>
     <w:p>
       <w:pPr>
+        <w:ind w:firstLine="720"/>
         <w:jc w:val="both"/>
+        <w:rPr>
+          <w:rFonts w:ascii="Times New Roman" w:hAnsi="Times New Roman" w:cs="Times New Roman"/>
+        </w:rPr>
+      </w:pPr>
+      <w:proofErr w:type="spellStart"/>
+      <w:r>
+        <w:rPr>
+          <w:rFonts w:ascii="Times New Roman" w:hAnsi="Times New Roman" w:cs="Times New Roman"/>
+        </w:rPr>
+        <w:t>Față</w:t>
+      </w:r>
+      <w:proofErr w:type="spellEnd"/>
+      <w:r>
+        <w:rPr>
+          <w:rFonts w:ascii="Times New Roman" w:hAnsi="Times New Roman" w:cs="Times New Roman"/>
+        </w:rPr>
+        <w:t xml:space="preserve"> de </w:t>
+      </w:r>
+      <w:proofErr w:type="spellStart"/>
+      <w:r>
+        <w:rPr>
+          <w:rFonts w:ascii="Times New Roman" w:hAnsi="Times New Roman" w:cs="Times New Roman"/>
+        </w:rPr>
+        <w:t>cele</w:t>
+      </w:r>
+      <w:proofErr w:type="spellEnd"/>
+      <w:r>
+        <w:rPr>
+          <w:rFonts w:ascii="Times New Roman" w:hAnsi="Times New Roman" w:cs="Times New Roman"/>
+        </w:rPr>
+        <w:t xml:space="preserve"> </w:t>
+      </w:r>
+      <w:proofErr w:type="spellStart"/>
+      <w:r>
+        <w:rPr>
+          <w:rFonts w:ascii="Times New Roman" w:hAnsi="Times New Roman" w:cs="Times New Roman"/>
+        </w:rPr>
+        <w:t>expuse</w:t>
+      </w:r>
+      <w:proofErr w:type="spellEnd"/>
+      <w:r>
+        <w:rPr>
+          <w:rFonts w:ascii="Times New Roman" w:hAnsi="Times New Roman" w:cs="Times New Roman"/>
+        </w:rPr>
+        <w:t xml:space="preserve">, </w:t>
+      </w:r>
+      <w:proofErr w:type="spellStart"/>
+      <w:r>
+        <w:rPr>
+          <w:rFonts w:ascii="Times New Roman" w:hAnsi="Times New Roman" w:cs="Times New Roman"/>
+        </w:rPr>
+        <w:t>în</w:t>
+      </w:r>
+      <w:proofErr w:type="spellEnd"/>
+      <w:r>
+        <w:rPr>
+          <w:rFonts w:ascii="Times New Roman" w:hAnsi="Times New Roman" w:cs="Times New Roman"/>
+        </w:rPr>
+        <w:t xml:space="preserve"> </w:t>
+      </w:r>
+      <w:proofErr w:type="spellStart"/>
+      <w:r>
+        <w:rPr>
+          <w:rFonts w:ascii="Times New Roman" w:hAnsi="Times New Roman" w:cs="Times New Roman"/>
+        </w:rPr>
+        <w:t>temeiul</w:t>
+      </w:r>
+      <w:proofErr w:type="spellEnd"/>
+      <w:r>
+        <w:rPr>
+          <w:rFonts w:ascii="Times New Roman" w:hAnsi="Times New Roman" w:cs="Times New Roman"/>
+        </w:rPr>
+        <w:t xml:space="preserve"> art. 298 </w:t>
+      </w:r>
+      <w:proofErr w:type="spellStart"/>
+      <w:r>
+        <w:rPr>
+          <w:rFonts w:ascii="Times New Roman" w:hAnsi="Times New Roman" w:cs="Times New Roman"/>
+        </w:rPr>
+        <w:t>și</w:t>
+      </w:r>
+      <w:proofErr w:type="spellEnd"/>
+      <w:r>
+        <w:rPr>
+          <w:rFonts w:ascii="Times New Roman" w:hAnsi="Times New Roman" w:cs="Times New Roman"/>
+        </w:rPr>
+        <w:t xml:space="preserve"> art. 315 </w:t>
+      </w:r>
+      <w:proofErr w:type="gramStart"/>
+      <w:r>
+        <w:rPr>
+          <w:rFonts w:ascii="Times New Roman" w:hAnsi="Times New Roman" w:cs="Times New Roman"/>
+        </w:rPr>
+        <w:t>din</w:t>
+      </w:r>
+      <w:proofErr w:type="gramEnd"/>
+      <w:r>
+        <w:rPr>
+          <w:rFonts w:ascii="Times New Roman" w:hAnsi="Times New Roman" w:cs="Times New Roman"/>
+        </w:rPr>
+        <w:t xml:space="preserve"> </w:t>
+      </w:r>
+      <w:proofErr w:type="spellStart"/>
+      <w:r>
+        <w:rPr>
+          <w:rFonts w:ascii="Times New Roman" w:hAnsi="Times New Roman" w:cs="Times New Roman"/>
+        </w:rPr>
+        <w:t>C.proc.pen</w:t>
+      </w:r>
+      <w:proofErr w:type="spellEnd"/>
+      <w:r>
+        <w:rPr>
+          <w:rFonts w:ascii="Times New Roman" w:hAnsi="Times New Roman" w:cs="Times New Roman"/>
+        </w:rPr>
+        <w:t>.,</w:t>
+      </w:r>
+    </w:p>
+    <w:p>
+      <w:pPr>
+        <w:spacing w:after="0"/>
+        <w:jc w:val="both"/>
+        <w:rPr>
+          <w:rFonts w:ascii="Times New Roman" w:hAnsi="Times New Roman" w:cs="Times New Roman"/>
+        </w:rPr>
       </w:pPr>
     </w:p>
     <w:p>
       <w:pPr>
         <w:jc w:val="center"/>
         <w:rPr>
+          <w:rFonts w:ascii="Times New Roman" w:hAnsi="Times New Roman" w:cs="Times New Roman"/>
           <w:b/>
           <w:bCs/>
         </w:rPr>
       </w:pPr>
       <w:r>
         <w:rPr>
+          <w:rFonts w:ascii="Times New Roman" w:hAnsi="Times New Roman" w:cs="Times New Roman"/>
           <w:b/>
           <w:bCs/>
         </w:rPr>
@@ -734,7 +1355,11 @@
     </w:p>
     <w:p>
       <w:pPr>
+        <w:spacing w:after="0"/>
         <w:jc w:val="both"/>
+        <w:rPr>
+          <w:rFonts w:ascii="Times New Roman" w:hAnsi="Times New Roman" w:cs="Times New Roman"/>
+        </w:rPr>
       </w:pPr>
     </w:p>
     <w:p>
@@ -744,122 +1369,256 @@
           <w:numId w:val="1"/>
         </w:numPr>
         <w:jc w:val="both"/>
+        <w:rPr>
+          <w:rFonts w:ascii="Times New Roman" w:hAnsi="Times New Roman" w:cs="Times New Roman"/>
+        </w:rPr>
       </w:pPr>
       <w:proofErr w:type="spellStart"/>
       <w:r>
+        <w:rPr>
+          <w:rFonts w:ascii="Times New Roman" w:hAnsi="Times New Roman" w:cs="Times New Roman"/>
+        </w:rPr>
         <w:t>Clasarea</w:t>
       </w:r>
       <w:proofErr w:type="spellEnd"/>
       <w:r>
-        <w:t xml:space="preserve"> </w:t>
-      </w:r>
-      <w:proofErr w:type="spellStart"/>
-      <w:r>
+        <w:rPr>
+          <w:rFonts w:ascii="Times New Roman" w:hAnsi="Times New Roman" w:cs="Times New Roman"/>
+        </w:rPr>
+        <w:t xml:space="preserve"> </w:t>
+      </w:r>
+      <w:proofErr w:type="spellStart"/>
+      <w:r>
+        <w:rPr>
+          <w:rFonts w:ascii="Times New Roman" w:hAnsi="Times New Roman" w:cs="Times New Roman"/>
+        </w:rPr>
         <w:t>cauzei</w:t>
       </w:r>
       <w:proofErr w:type="spellEnd"/>
       <w:r>
-        <w:t xml:space="preserve"> </w:t>
-      </w:r>
-      <w:proofErr w:type="spellStart"/>
-      <w:r>
+        <w:rPr>
+          <w:rFonts w:ascii="Times New Roman" w:hAnsi="Times New Roman" w:cs="Times New Roman"/>
+        </w:rPr>
+        <w:t xml:space="preserve"> </w:t>
+      </w:r>
+      <w:proofErr w:type="spellStart"/>
+      <w:r>
+        <w:rPr>
+          <w:rFonts w:ascii="Times New Roman" w:hAnsi="Times New Roman" w:cs="Times New Roman"/>
+        </w:rPr>
         <w:t>având</w:t>
       </w:r>
       <w:proofErr w:type="spellEnd"/>
       <w:r>
+        <w:rPr>
+          <w:rFonts w:ascii="Times New Roman" w:hAnsi="Times New Roman" w:cs="Times New Roman"/>
+        </w:rPr>
         <w:t xml:space="preserve"> ca </w:t>
       </w:r>
       <w:proofErr w:type="spellStart"/>
       <w:r>
+        <w:rPr>
+          <w:rFonts w:ascii="Times New Roman" w:hAnsi="Times New Roman" w:cs="Times New Roman"/>
+        </w:rPr>
         <w:t>obiect</w:t>
       </w:r>
       <w:proofErr w:type="spellEnd"/>
       <w:r>
-        <w:t xml:space="preserve"> </w:t>
-      </w:r>
-      <w:proofErr w:type="spellStart"/>
-      <w:r>
+        <w:rPr>
+          <w:rFonts w:ascii="Times New Roman" w:hAnsi="Times New Roman" w:cs="Times New Roman"/>
+        </w:rPr>
+        <w:t xml:space="preserve"> </w:t>
+      </w:r>
+      <w:proofErr w:type="spellStart"/>
+      <w:r>
+        <w:rPr>
+          <w:rFonts w:ascii="Times New Roman" w:hAnsi="Times New Roman" w:cs="Times New Roman"/>
+        </w:rPr>
         <w:t>săvârșirea</w:t>
       </w:r>
       <w:proofErr w:type="spellEnd"/>
       <w:r>
-        <w:t xml:space="preserve"> </w:t>
-      </w:r>
-      <w:proofErr w:type="spellStart"/>
-      <w:r>
+        <w:rPr>
+          <w:rFonts w:ascii="Times New Roman" w:hAnsi="Times New Roman" w:cs="Times New Roman"/>
+        </w:rPr>
+        <w:t xml:space="preserve"> </w:t>
+      </w:r>
+      <w:proofErr w:type="spellStart"/>
+      <w:r>
+        <w:rPr>
+          <w:rFonts w:ascii="Times New Roman" w:hAnsi="Times New Roman" w:cs="Times New Roman"/>
+        </w:rPr>
         <w:t>infracțiunii</w:t>
       </w:r>
       <w:proofErr w:type="spellEnd"/>
       <w:r>
+        <w:rPr>
+          <w:rFonts w:ascii="Times New Roman" w:hAnsi="Times New Roman" w:cs="Times New Roman"/>
+        </w:rPr>
         <w:t xml:space="preserve"> de </w:t>
       </w:r>
       <w:proofErr w:type="gramStart"/>
       <w:r>
+        <w:rPr>
+          <w:rFonts w:ascii="Times New Roman" w:hAnsi="Times New Roman" w:cs="Times New Roman"/>
+          <w:b/>
+          <w:bCs/>
+        </w:rPr>
         <w:t xml:space="preserve">{{ </w:t>
       </w:r>
       <w:proofErr w:type="spellStart"/>
       <w:r>
+        <w:rPr>
+          <w:rFonts w:ascii="Times New Roman" w:hAnsi="Times New Roman" w:cs="Times New Roman"/>
+          <w:b/>
+          <w:bCs/>
+        </w:rPr>
         <w:t>incadrare</w:t>
       </w:r>
       <w:proofErr w:type="gramEnd"/>
       <w:r>
+        <w:rPr>
+          <w:rFonts w:ascii="Times New Roman" w:hAnsi="Times New Roman" w:cs="Times New Roman"/>
+          <w:b/>
+          <w:bCs/>
+        </w:rPr>
         <w:t>_</w:t>
       </w:r>
       <w:proofErr w:type="gramStart"/>
       <w:r>
+        <w:rPr>
+          <w:rFonts w:ascii="Times New Roman" w:hAnsi="Times New Roman" w:cs="Times New Roman"/>
+          <w:b/>
+          <w:bCs/>
+        </w:rPr>
         <w:t>juridica</w:t>
       </w:r>
       <w:proofErr w:type="spellEnd"/>
       <w:r>
+        <w:rPr>
+          <w:rFonts w:ascii="Times New Roman" w:hAnsi="Times New Roman" w:cs="Times New Roman"/>
+          <w:b/>
+          <w:bCs/>
+        </w:rPr>
         <w:t xml:space="preserve"> }</w:t>
       </w:r>
       <w:proofErr w:type="gramEnd"/>
       <w:r>
-        <w:t xml:space="preserve">}, </w:t>
-      </w:r>
-      <w:proofErr w:type="spellStart"/>
-      <w:r>
+        <w:rPr>
+          <w:rFonts w:ascii="Times New Roman" w:hAnsi="Times New Roman" w:cs="Times New Roman"/>
+          <w:b/>
+          <w:bCs/>
+        </w:rPr>
+        <w:t>}</w:t>
+      </w:r>
+      <w:r>
+        <w:rPr>
+          <w:rFonts w:ascii="Times New Roman" w:hAnsi="Times New Roman" w:cs="Times New Roman"/>
+        </w:rPr>
+        <w:t xml:space="preserve">, </w:t>
+      </w:r>
+      <w:proofErr w:type="spellStart"/>
+      <w:r>
+        <w:rPr>
+          <w:rFonts w:ascii="Times New Roman" w:hAnsi="Times New Roman" w:cs="Times New Roman"/>
+        </w:rPr>
         <w:t>prevăzută</w:t>
       </w:r>
       <w:proofErr w:type="spellEnd"/>
       <w:r>
-        <w:t xml:space="preserve"> de art. </w:t>
+        <w:rPr>
+          <w:rFonts w:ascii="Times New Roman" w:hAnsi="Times New Roman" w:cs="Times New Roman"/>
+        </w:rPr>
+        <w:t xml:space="preserve"> de </w:t>
+      </w:r>
+      <w:r>
+        <w:rPr>
+          <w:rFonts w:ascii="Times New Roman" w:hAnsi="Times New Roman" w:cs="Times New Roman"/>
+          <w:b/>
+          <w:bCs/>
+        </w:rPr>
+        <w:t xml:space="preserve">art. </w:t>
       </w:r>
       <w:proofErr w:type="gramStart"/>
       <w:r>
+        <w:rPr>
+          <w:rFonts w:ascii="Times New Roman" w:hAnsi="Times New Roman" w:cs="Times New Roman"/>
+          <w:b/>
+          <w:bCs/>
+        </w:rPr>
         <w:t xml:space="preserve">{{ </w:t>
       </w:r>
       <w:proofErr w:type="spellStart"/>
       <w:r>
+        <w:rPr>
+          <w:rFonts w:ascii="Times New Roman" w:hAnsi="Times New Roman" w:cs="Times New Roman"/>
+          <w:b/>
+          <w:bCs/>
+        </w:rPr>
         <w:t>articol</w:t>
       </w:r>
       <w:proofErr w:type="spellEnd"/>
       <w:proofErr w:type="gramEnd"/>
       <w:r>
+        <w:rPr>
+          <w:rFonts w:ascii="Times New Roman" w:hAnsi="Times New Roman" w:cs="Times New Roman"/>
+          <w:b/>
+          <w:bCs/>
+        </w:rPr>
         <w:t xml:space="preserve"> }} din </w:t>
       </w:r>
       <w:proofErr w:type="gramStart"/>
       <w:r>
+        <w:rPr>
+          <w:rFonts w:ascii="Times New Roman" w:hAnsi="Times New Roman" w:cs="Times New Roman"/>
+          <w:b/>
+          <w:bCs/>
+        </w:rPr>
         <w:t xml:space="preserve">{{ </w:t>
       </w:r>
       <w:proofErr w:type="spellStart"/>
       <w:r>
+        <w:rPr>
+          <w:rFonts w:ascii="Times New Roman" w:hAnsi="Times New Roman" w:cs="Times New Roman"/>
+          <w:b/>
+          <w:bCs/>
+        </w:rPr>
         <w:t>act</w:t>
       </w:r>
       <w:proofErr w:type="gramEnd"/>
       <w:r>
+        <w:rPr>
+          <w:rFonts w:ascii="Times New Roman" w:hAnsi="Times New Roman" w:cs="Times New Roman"/>
+          <w:b/>
+          <w:bCs/>
+        </w:rPr>
         <w:t>_</w:t>
       </w:r>
       <w:proofErr w:type="gramStart"/>
       <w:r>
+        <w:rPr>
+          <w:rFonts w:ascii="Times New Roman" w:hAnsi="Times New Roman" w:cs="Times New Roman"/>
+          <w:b/>
+          <w:bCs/>
+        </w:rPr>
         <w:t>normativ</w:t>
       </w:r>
       <w:proofErr w:type="spellEnd"/>
       <w:r>
+        <w:rPr>
+          <w:rFonts w:ascii="Times New Roman" w:hAnsi="Times New Roman" w:cs="Times New Roman"/>
+          <w:b/>
+          <w:bCs/>
+        </w:rPr>
         <w:t xml:space="preserve"> }</w:t>
       </w:r>
       <w:proofErr w:type="gramEnd"/>
       <w:r>
+        <w:rPr>
+          <w:rFonts w:ascii="Times New Roman" w:hAnsi="Times New Roman" w:cs="Times New Roman"/>
+          <w:b/>
+          <w:bCs/>
+        </w:rPr>
         <w:t>}.</w:t>
       </w:r>
     </w:p>
@@ -870,53 +1629,92 @@
           <w:numId w:val="1"/>
         </w:numPr>
         <w:jc w:val="both"/>
+        <w:rPr>
+          <w:rFonts w:ascii="Times New Roman" w:hAnsi="Times New Roman" w:cs="Times New Roman"/>
+        </w:rPr>
       </w:pPr>
       <w:proofErr w:type="spellStart"/>
       <w:r>
+        <w:rPr>
+          <w:rFonts w:ascii="Times New Roman" w:hAnsi="Times New Roman" w:cs="Times New Roman"/>
+        </w:rPr>
         <w:t>Cheltuielile</w:t>
       </w:r>
       <w:proofErr w:type="spellEnd"/>
       <w:r>
-        <w:t xml:space="preserve"> </w:t>
-      </w:r>
-      <w:proofErr w:type="spellStart"/>
-      <w:r>
+        <w:rPr>
+          <w:rFonts w:ascii="Times New Roman" w:hAnsi="Times New Roman" w:cs="Times New Roman"/>
+        </w:rPr>
+        <w:t xml:space="preserve"> </w:t>
+      </w:r>
+      <w:proofErr w:type="spellStart"/>
+      <w:r>
+        <w:rPr>
+          <w:rFonts w:ascii="Times New Roman" w:hAnsi="Times New Roman" w:cs="Times New Roman"/>
+        </w:rPr>
         <w:t>judiciare</w:t>
       </w:r>
       <w:proofErr w:type="spellEnd"/>
       <w:r>
-        <w:t xml:space="preserve"> </w:t>
-      </w:r>
-      <w:proofErr w:type="spellStart"/>
-      <w:r>
+        <w:rPr>
+          <w:rFonts w:ascii="Times New Roman" w:hAnsi="Times New Roman" w:cs="Times New Roman"/>
+        </w:rPr>
+        <w:t xml:space="preserve"> </w:t>
+      </w:r>
+      <w:proofErr w:type="spellStart"/>
+      <w:r>
+        <w:rPr>
+          <w:rFonts w:ascii="Times New Roman" w:hAnsi="Times New Roman" w:cs="Times New Roman"/>
+        </w:rPr>
         <w:t>să</w:t>
       </w:r>
       <w:proofErr w:type="spellEnd"/>
       <w:r>
-        <w:t xml:space="preserve"> </w:t>
-      </w:r>
-      <w:proofErr w:type="spellStart"/>
-      <w:r>
+        <w:rPr>
+          <w:rFonts w:ascii="Times New Roman" w:hAnsi="Times New Roman" w:cs="Times New Roman"/>
+        </w:rPr>
+        <w:t xml:space="preserve"> </w:t>
+      </w:r>
+      <w:proofErr w:type="spellStart"/>
+      <w:r>
+        <w:rPr>
+          <w:rFonts w:ascii="Times New Roman" w:hAnsi="Times New Roman" w:cs="Times New Roman"/>
+        </w:rPr>
         <w:t>rămână</w:t>
       </w:r>
       <w:proofErr w:type="spellEnd"/>
       <w:r>
-        <w:t xml:space="preserve"> </w:t>
-      </w:r>
-      <w:proofErr w:type="spellStart"/>
-      <w:r>
+        <w:rPr>
+          <w:rFonts w:ascii="Times New Roman" w:hAnsi="Times New Roman" w:cs="Times New Roman"/>
+        </w:rPr>
+        <w:t xml:space="preserve"> </w:t>
+      </w:r>
+      <w:proofErr w:type="spellStart"/>
+      <w:r>
+        <w:rPr>
+          <w:rFonts w:ascii="Times New Roman" w:hAnsi="Times New Roman" w:cs="Times New Roman"/>
+        </w:rPr>
         <w:t>în</w:t>
       </w:r>
       <w:proofErr w:type="spellEnd"/>
       <w:r>
+        <w:rPr>
+          <w:rFonts w:ascii="Times New Roman" w:hAnsi="Times New Roman" w:cs="Times New Roman"/>
+        </w:rPr>
         <w:t xml:space="preserve"> sarcina </w:t>
       </w:r>
       <w:proofErr w:type="spellStart"/>
       <w:r>
+        <w:rPr>
+          <w:rFonts w:ascii="Times New Roman" w:hAnsi="Times New Roman" w:cs="Times New Roman"/>
+        </w:rPr>
         <w:t>statului</w:t>
       </w:r>
       <w:proofErr w:type="spellEnd"/>
       <w:r>
+        <w:rPr>
+          <w:rFonts w:ascii="Times New Roman" w:hAnsi="Times New Roman" w:cs="Times New Roman"/>
+        </w:rPr>
         <w:t>.</w:t>
       </w:r>
     </w:p>
@@ -924,70 +1722,110 @@
       <w:pPr>
         <w:ind w:left="720"/>
         <w:jc w:val="both"/>
+        <w:rPr>
+          <w:rFonts w:ascii="Times New Roman" w:hAnsi="Times New Roman" w:cs="Times New Roman"/>
+        </w:rPr>
       </w:pPr>
     </w:p>
     <w:p>
       <w:pPr>
         <w:jc w:val="center"/>
+        <w:rPr>
+          <w:rFonts w:ascii="Times New Roman" w:hAnsi="Times New Roman" w:cs="Times New Roman"/>
+        </w:rPr>
       </w:pPr>
       <w:proofErr w:type="gramStart"/>
       <w:r>
+        <w:rPr>
+          <w:rFonts w:ascii="Times New Roman" w:hAnsi="Times New Roman" w:cs="Times New Roman"/>
+        </w:rPr>
         <w:t xml:space="preserve">{{ </w:t>
       </w:r>
       <w:proofErr w:type="spellStart"/>
       <w:r>
+        <w:rPr>
+          <w:rFonts w:ascii="Times New Roman" w:hAnsi="Times New Roman" w:cs="Times New Roman"/>
+        </w:rPr>
         <w:t>functie</w:t>
       </w:r>
       <w:proofErr w:type="gramEnd"/>
       <w:r>
+        <w:rPr>
+          <w:rFonts w:ascii="Times New Roman" w:hAnsi="Times New Roman" w:cs="Times New Roman"/>
+        </w:rPr>
         <w:t>|</w:t>
       </w:r>
       <w:proofErr w:type="gramStart"/>
       <w:r>
+        <w:rPr>
+          <w:rFonts w:ascii="Times New Roman" w:hAnsi="Times New Roman" w:cs="Times New Roman"/>
+        </w:rPr>
         <w:t>upper</w:t>
       </w:r>
       <w:proofErr w:type="spellEnd"/>
       <w:r>
+        <w:rPr>
+          <w:rFonts w:ascii="Times New Roman" w:hAnsi="Times New Roman" w:cs="Times New Roman"/>
+        </w:rPr>
         <w:t xml:space="preserve"> }</w:t>
       </w:r>
       <w:proofErr w:type="gramEnd"/>
       <w:r>
+        <w:rPr>
+          <w:rFonts w:ascii="Times New Roman" w:hAnsi="Times New Roman" w:cs="Times New Roman"/>
+        </w:rPr>
         <w:t>},</w:t>
       </w:r>
     </w:p>
     <w:p>
       <w:pPr>
         <w:jc w:val="center"/>
+        <w:rPr>
+          <w:rFonts w:ascii="Times New Roman" w:hAnsi="Times New Roman" w:cs="Times New Roman"/>
+        </w:rPr>
       </w:pPr>
       <w:proofErr w:type="gramStart"/>
       <w:r>
+        <w:rPr>
+          <w:rFonts w:ascii="Times New Roman" w:hAnsi="Times New Roman" w:cs="Times New Roman"/>
+        </w:rPr>
         <w:t xml:space="preserve">{{ </w:t>
       </w:r>
       <w:proofErr w:type="spellStart"/>
       <w:r>
+        <w:rPr>
+          <w:rFonts w:ascii="Times New Roman" w:hAnsi="Times New Roman" w:cs="Times New Roman"/>
+        </w:rPr>
         <w:t>nume</w:t>
       </w:r>
       <w:proofErr w:type="gramEnd"/>
       <w:r>
+        <w:rPr>
+          <w:rFonts w:ascii="Times New Roman" w:hAnsi="Times New Roman" w:cs="Times New Roman"/>
+        </w:rPr>
         <w:t>_</w:t>
       </w:r>
       <w:proofErr w:type="gramStart"/>
       <w:r>
+        <w:rPr>
+          <w:rFonts w:ascii="Times New Roman" w:hAnsi="Times New Roman" w:cs="Times New Roman"/>
+        </w:rPr>
         <w:t>semnatar</w:t>
       </w:r>
       <w:proofErr w:type="spellEnd"/>
       <w:r>
+        <w:rPr>
+          <w:rFonts w:ascii="Times New Roman" w:hAnsi="Times New Roman" w:cs="Times New Roman"/>
+        </w:rPr>
         <w:t xml:space="preserve"> }</w:t>
       </w:r>
       <w:proofErr w:type="gramEnd"/>
       <w:r>
+        <w:rPr>
+          <w:rFonts w:ascii="Times New Roman" w:hAnsi="Times New Roman" w:cs="Times New Roman"/>
+        </w:rPr>
         <w:t>}</w:t>
       </w:r>
-    </w:p>
-    <w:p>
-      <w:pPr>
-        <w:jc w:val="both"/>
-      </w:pPr>
     </w:p>
     <w:sectPr>
       <w:pgSz w:w="12240" w:h="15840"/>
@@ -1723,6 +2561,7 @@
   <w:style w:type="character" w:default="1" w:styleId="DefaultParagraphFont">
     <w:name w:val="Default Paragraph Font"/>
     <w:uiPriority w:val="1"/>
+    <w:semiHidden/>
     <w:unhideWhenUsed/>
   </w:style>
   <w:style w:type="table" w:default="1" w:styleId="TableNormal">
@@ -2035,6 +2874,25 @@
       <w:color w:val="0F4761" w:themeColor="accent1" w:themeShade="BF"/>
       <w:spacing w:val="5"/>
     </w:rPr>
+  </w:style>
+  <w:style w:type="table" w:styleId="TableGrid">
+    <w:name w:val="Table Grid"/>
+    <w:basedOn w:val="TableNormal"/>
+    <w:uiPriority w:val="39"/>
+    <w:rsid w:val="00F10BC4"/>
+    <w:pPr>
+      <w:spacing w:after="0" w:line="240" w:lineRule="auto"/>
+    </w:pPr>
+    <w:tblPr>
+      <w:tblBorders>
+        <w:top w:val="single" w:sz="4" w:space="0" w:color="auto"/>
+        <w:left w:val="single" w:sz="4" w:space="0" w:color="auto"/>
+        <w:bottom w:val="single" w:sz="4" w:space="0" w:color="auto"/>
+        <w:right w:val="single" w:sz="4" w:space="0" w:color="auto"/>
+        <w:insideH w:val="single" w:sz="4" w:space="0" w:color="auto"/>
+        <w:insideV w:val="single" w:sz="4" w:space="0" w:color="auto"/>
+      </w:tblBorders>
+    </w:tblPr>
   </w:style>
 </w:styles>
 </file>
